--- a/FE/public/mau-tao-su-kien.docx
+++ b/FE/public/mau-tao-su-kien.docx
@@ -111,7 +111,6 @@
           <w:sz w:val="24"/>
           <w:szCs w:val="24"/>
         </w:rPr>
-        <w:t xml:space="preserve">Workshop Lập trình Flutter</w:t>
       </w:r>
     </w:p>
     <w:p>
@@ -134,7 +133,6 @@
           <w:sz w:val="24"/>
           <w:szCs w:val="24"/>
         </w:rPr>
-        <w:t xml:space="preserve">Workshop</w:t>
       </w:r>
     </w:p>
     <w:p>
@@ -157,7 +155,6 @@
           <w:sz w:val="24"/>
           <w:szCs w:val="24"/>
         </w:rPr>
-        <w:t xml:space="preserve">Nguyễn Văn A</w:t>
       </w:r>
     </w:p>
     <w:p>
@@ -180,7 +177,6 @@
           <w:sz w:val="24"/>
           <w:szCs w:val="24"/>
         </w:rPr>
-        <w:t xml:space="preserve">100</w:t>
       </w:r>
     </w:p>
     <w:p>
@@ -203,7 +199,6 @@
           <w:sz w:val="24"/>
           <w:szCs w:val="24"/>
         </w:rPr>
-        <w:t xml:space="preserve">Tầng 5 tòa Alpha</w:t>
       </w:r>
     </w:p>
     <w:p>
@@ -245,7 +240,6 @@
           <w:sz w:val="24"/>
           <w:szCs w:val="24"/>
         </w:rPr>
-        <w:t xml:space="preserve">01/08/2026</w:t>
       </w:r>
     </w:p>
     <w:p>
@@ -268,7 +262,6 @@
           <w:sz w:val="24"/>
           <w:szCs w:val="24"/>
         </w:rPr>
-        <w:t xml:space="preserve">08:00</w:t>
       </w:r>
     </w:p>
     <w:p>
@@ -291,7 +284,6 @@
           <w:sz w:val="24"/>
           <w:szCs w:val="24"/>
         </w:rPr>
-        <w:t xml:space="preserve">15/08/2026</w:t>
       </w:r>
     </w:p>
     <w:p>
@@ -314,7 +306,6 @@
           <w:sz w:val="24"/>
           <w:szCs w:val="24"/>
         </w:rPr>
-        <w:t xml:space="preserve">17:00</w:t>
       </w:r>
     </w:p>
     <w:p>
@@ -356,7 +347,6 @@
           <w:sz w:val="24"/>
           <w:szCs w:val="24"/>
         </w:rPr>
-        <w:t xml:space="preserve">20/08/2026</w:t>
       </w:r>
     </w:p>
     <w:p>
@@ -379,7 +369,6 @@
           <w:sz w:val="24"/>
           <w:szCs w:val="24"/>
         </w:rPr>
-        <w:t xml:space="preserve">08:30</w:t>
       </w:r>
     </w:p>
     <w:p>
@@ -402,7 +391,6 @@
           <w:sz w:val="24"/>
           <w:szCs w:val="24"/>
         </w:rPr>
-        <w:t xml:space="preserve">20/08/2026</w:t>
       </w:r>
     </w:p>
     <w:p>
@@ -425,7 +413,6 @@
           <w:sz w:val="24"/>
           <w:szCs w:val="24"/>
         </w:rPr>
-        <w:t xml:space="preserve">12:00</w:t>
       </w:r>
     </w:p>
     <w:p>
@@ -467,7 +454,6 @@
           <w:sz w:val="24"/>
           <w:szCs w:val="24"/>
         </w:rPr>
-        <w:t xml:space="preserve">Buổi workshop giới thiệu về lập trình ứng dụng di động với Flutter, phù hợp cho người mới bắt đầu.</w:t>
       </w:r>
     </w:p>
     <w:p>
@@ -490,7 +476,6 @@
           <w:sz w:val="24"/>
           <w:szCs w:val="24"/>
         </w:rPr>
-        <w:t xml:space="preserve">08:30 đón khách; 09:00 khai mạc; 09:30 nội dung chính; 11:30 hỏi đáp; 12:00 kết thúc.</w:t>
       </w:r>
     </w:p>
     <w:p>
@@ -513,7 +498,6 @@
           <w:sz w:val="24"/>
           <w:szCs w:val="24"/>
         </w:rPr>
-        <w:t xml:space="preserve">Hiểu Flutter cơ bản; Xây dựng giao diện widget; Kết nối API thực tế</w:t>
       </w:r>
     </w:p>
     <w:p>
